--- a/Unnn-Inf/U303-EpM.docx
+++ b/Unnn-Inf/U303-EpM.docx
@@ -1146,8 +1146,6 @@
         <w:jc w:val="both"/>
         <w:rPr>
           <w:rFonts w:ascii="Gentium" w:hAnsi="Gentium" w:cs="Gentium"/>
-          <w:i/>
-          <w:iCs/>
         </w:rPr>
       </w:pPr>
       <w:r>
@@ -1420,40 +1418,30 @@
       <w:r>
         <w:rPr>
           <w:rFonts w:ascii="Gentium" w:hAnsi="Gentium" w:cs="Gentium"/>
-          <w:i/>
-          <w:iCs/>
         </w:rPr>
         <w:t xml:space="preserve">And the angel said to him, “Do not say servant, but fellow servant; for, we are the servants of one Master. But my food is invisible, and my drink cannot be seen by a mortal. Therefore, you ought not to ask me to enter your tent; but, if you were about to give me anything, offer it as a </w:t>
       </w:r>
       <w:r>
         <w:rPr>
           <w:rFonts w:ascii="Gentium" w:hAnsi="Gentium" w:cs="Gentium"/>
-          <w:i/>
-          <w:iCs/>
         </w:rPr>
         <w:t>burnt offering</w:t>
       </w:r>
       <w:r>
         <w:rPr>
           <w:rFonts w:ascii="Gentium" w:hAnsi="Gentium" w:cs="Gentium"/>
-          <w:i/>
-          <w:iCs/>
         </w:rPr>
         <w:t xml:space="preserve"> to the Lord.” Then Joachim took a lamb without spot and said to the angel, “I should not have dared to offer a </w:t>
       </w:r>
       <w:r>
         <w:rPr>
           <w:rFonts w:ascii="Gentium" w:hAnsi="Gentium" w:cs="Gentium"/>
-          <w:i/>
-          <w:iCs/>
         </w:rPr>
         <w:t>burnt offering</w:t>
       </w:r>
       <w:r>
         <w:rPr>
           <w:rFonts w:ascii="Gentium" w:hAnsi="Gentium" w:cs="Gentium"/>
-          <w:i/>
-          <w:iCs/>
         </w:rPr>
         <w:t xml:space="preserve"> to the Lord, unless your command had given me the priest’s right of offering.” And the angel said to him, “I should not have invited you to offer unless I had known the will of the Lord.” And, when Joachim was offering the sacrifice to God, the angel and the odour of the sacrifice went together straight up to heaven with the smoke.</w:t>
       </w:r>
@@ -1464,17 +1452,13 @@
         <w:jc w:val="both"/>
         <w:rPr>
           <w:rFonts w:ascii="Gentium" w:hAnsi="Gentium" w:cs="Gentium"/>
-          <w:i/>
-          <w:iCs/>
-        </w:rPr>
-      </w:pPr>
-      <w:r>
-        <w:rPr>
-          <w:rFonts w:ascii="Gentium" w:hAnsi="Gentium" w:cs="Gentium"/>
-          <w:b/>
-          <w:bCs/>
-          <w:i/>
-          <w:iCs/>
+        </w:rPr>
+      </w:pPr>
+      <w:r>
+        <w:rPr>
+          <w:rFonts w:ascii="Gentium" w:hAnsi="Gentium" w:cs="Gentium"/>
+          <w:b/>
+          <w:bCs/>
           <w:color w:val="0070C0"/>
           <w:vertAlign w:val="superscript"/>
         </w:rPr>
@@ -1483,8 +1467,6 @@
       <w:r>
         <w:rPr>
           <w:rFonts w:ascii="Gentium" w:hAnsi="Gentium" w:cs="Gentium"/>
-          <w:i/>
-          <w:iCs/>
           <w:color w:val="0070C0"/>
         </w:rPr>
         <w:t> </w:t>
@@ -1492,19 +1474,15 @@
       <w:r>
         <w:rPr>
           <w:rFonts w:ascii="Gentium" w:hAnsi="Gentium" w:cs="Gentium"/>
-          <w:i/>
-          <w:iCs/>
-        </w:rPr>
-        <w:t xml:space="preserve">Then Joachim, throwing himself on his face, lay in prayer from the sixth hour of the day even until evening. And his lads and hired servants who were with him saw him and, not knowing why he was lying down, thought that he was dead; and they came to him, and with difficulty raised him from the ground. And, when he recounted to them the vision of the angel, they were struck with great fear and wonder and advised him to accomplish the vision of the angel without delay, and to go back with all haste to his wife. And, when Joachim was turning over in his mind whether he should go back or not, it happened that he was overpowered by a deep sleep; and behold, the angel who had already appeared to him when awake, appeared to him in his sleep, saying, “I am the angel appointed by God as your guardian. Go down with confidence and return to Anna, because the deeds of mercy which you and your wife Anna have done have been told in the presence of the Most High; and to you will God give such fruit as no prophet or saint has ever had from the beginning or ever will have.” And, </w:t>
-      </w:r>
-      <w:r>
-        <w:rPr>
-          <w:rFonts w:ascii="Gentium" w:hAnsi="Gentium" w:cs="Gentium"/>
-          <w:i/>
-          <w:iCs/>
+        </w:rPr>
+        <w:t xml:space="preserve">Then Joachim, throwing himself on his face, lay in prayer from the sixth hour of the day even until evening. And his lads and hired servants who were with him saw him and, not knowing why he was lying down, thought that he was dead; and they came to him, and with difficulty raised him from the ground. And, when he recounted to them the vision of the angel, they were struck with great fear and wonder and advised him to accomplish the vision of the angel without delay, and to go back with all haste to his wife. And, when Joachim was turning over in his mind whether he should go back or not, it happened that he was overpowered by a deep sleep; and behold, the angel who had already appeared to him when awake, appeared to him in his sleep, saying, “I am the angel appointed by God as your guardian. Go down with confidence and return to Anna, because the deeds of mercy which you and your wife Anna have done have been told in the presence of the Most High; and to you will God give such fruit as no prophet or saint has ever had from the beginning or ever will have.” And, when Joachim awoke out of his </w:t>
+      </w:r>
+      <w:r>
+        <w:rPr>
+          <w:rFonts w:ascii="Gentium" w:hAnsi="Gentium" w:cs="Gentium"/>
         </w:rPr>
         <w:lastRenderedPageBreak/>
-        <w:t>when Joachim awoke out of his sleep, he called all his herdsmen to him and told them his dream. And they worshipped the Lord and said to him, “See that you no further despise the words of the angel. But rise and let us go hence, and return at a quiet pace, feeding our flocks.”</w:t>
+        <w:t>sleep, he called all his herdsmen to him and told them his dream. And they worshipped the Lord and said to him, “See that you no further despise the words of the angel. But rise and let us go hence, and return at a quiet pace, feeding our flocks.”</w:t>
       </w:r>
     </w:p>
     <w:p>
@@ -1520,8 +1498,6 @@
           <w:rFonts w:ascii="Gentium" w:hAnsi="Gentium" w:cs="Gentium"/>
           <w:b/>
           <w:bCs/>
-          <w:i/>
-          <w:iCs/>
           <w:color w:val="0070C0"/>
           <w:vertAlign w:val="superscript"/>
         </w:rPr>
@@ -1530,8 +1506,6 @@
       <w:r>
         <w:rPr>
           <w:rFonts w:ascii="Gentium" w:hAnsi="Gentium" w:cs="Gentium"/>
-          <w:i/>
-          <w:iCs/>
           <w:color w:val="0070C0"/>
         </w:rPr>
         <w:t xml:space="preserve"> </w:t>
@@ -1539,152 +1513,110 @@
       <w:r>
         <w:rPr>
           <w:rFonts w:ascii="Gentium" w:hAnsi="Gentium" w:cs="Gentium"/>
-          <w:i/>
-          <w:iCs/>
         </w:rPr>
         <w:t>And when, after thirty days occupied in going back, they were now near at hand, behold, the angel of the Lord appeared to Anna, who was standing and praying, and said</w:t>
       </w:r>
       <w:r>
         <w:rPr>
           <w:rFonts w:ascii="Gentium" w:hAnsi="Gentium" w:cs="Gentium"/>
-          <w:i/>
-          <w:iCs/>
         </w:rPr>
         <w:t>, “</w:t>
       </w:r>
       <w:r>
         <w:rPr>
           <w:rFonts w:ascii="Gentium" w:hAnsi="Gentium" w:cs="Gentium"/>
-          <w:i/>
-          <w:iCs/>
         </w:rPr>
         <w:t xml:space="preserve">Go to the gate </w:t>
       </w:r>
       <w:r>
         <w:rPr>
           <w:rFonts w:ascii="Gentium" w:hAnsi="Gentium" w:cs="Gentium"/>
-          <w:i/>
-          <w:iCs/>
         </w:rPr>
         <w:t>that</w:t>
       </w:r>
       <w:r>
         <w:rPr>
           <w:rFonts w:ascii="Gentium" w:hAnsi="Gentium" w:cs="Gentium"/>
-          <w:i/>
-          <w:iCs/>
         </w:rPr>
         <w:t xml:space="preserve"> is called Golden, and meet your husband in the way</w:t>
       </w:r>
       <w:r>
         <w:rPr>
           <w:rFonts w:ascii="Gentium" w:hAnsi="Gentium" w:cs="Gentium"/>
-          <w:i/>
-          <w:iCs/>
         </w:rPr>
         <w:t>;</w:t>
       </w:r>
       <w:r>
         <w:rPr>
           <w:rFonts w:ascii="Gentium" w:hAnsi="Gentium" w:cs="Gentium"/>
-          <w:i/>
-          <w:iCs/>
         </w:rPr>
         <w:t xml:space="preserve"> for</w:t>
       </w:r>
       <w:r>
         <w:rPr>
           <w:rFonts w:ascii="Gentium" w:hAnsi="Gentium" w:cs="Gentium"/>
-          <w:i/>
-          <w:iCs/>
-        </w:rPr>
-        <w:t>,</w:t>
-      </w:r>
-      <w:r>
-        <w:rPr>
-          <w:rFonts w:ascii="Gentium" w:hAnsi="Gentium" w:cs="Gentium"/>
-          <w:i/>
-          <w:iCs/>
+        </w:rPr>
+        <w:t>,</w:t>
+      </w:r>
+      <w:r>
+        <w:rPr>
+          <w:rFonts w:ascii="Gentium" w:hAnsi="Gentium" w:cs="Gentium"/>
         </w:rPr>
         <w:t xml:space="preserve"> today he will come to you.</w:t>
       </w:r>
       <w:r>
         <w:rPr>
           <w:rFonts w:ascii="Gentium" w:hAnsi="Gentium" w:cs="Gentium"/>
-          <w:i/>
-          <w:iCs/>
         </w:rPr>
         <w:t>”</w:t>
       </w:r>
       <w:r>
         <w:rPr>
           <w:rFonts w:ascii="Gentium" w:hAnsi="Gentium" w:cs="Gentium"/>
-          <w:i/>
-          <w:iCs/>
         </w:rPr>
         <w:t xml:space="preserve"> She</w:t>
       </w:r>
       <w:r>
         <w:rPr>
           <w:rFonts w:ascii="Gentium" w:hAnsi="Gentium" w:cs="Gentium"/>
-          <w:i/>
-          <w:iCs/>
-        </w:rPr>
-        <w:t>,</w:t>
-      </w:r>
-      <w:r>
-        <w:rPr>
-          <w:rFonts w:ascii="Gentium" w:hAnsi="Gentium" w:cs="Gentium"/>
-          <w:i/>
-          <w:iCs/>
+        </w:rPr>
+        <w:t>,</w:t>
+      </w:r>
+      <w:r>
+        <w:rPr>
+          <w:rFonts w:ascii="Gentium" w:hAnsi="Gentium" w:cs="Gentium"/>
         </w:rPr>
         <w:t xml:space="preserve"> therefore</w:t>
       </w:r>
       <w:r>
         <w:rPr>
           <w:rFonts w:ascii="Gentium" w:hAnsi="Gentium" w:cs="Gentium"/>
-          <w:i/>
-          <w:iCs/>
-        </w:rPr>
-        <w:t>,</w:t>
-      </w:r>
-      <w:r>
-        <w:rPr>
-          <w:rFonts w:ascii="Gentium" w:hAnsi="Gentium" w:cs="Gentium"/>
-          <w:i/>
-          <w:iCs/>
+        </w:rPr>
+        <w:t>,</w:t>
+      </w:r>
+      <w:r>
+        <w:rPr>
+          <w:rFonts w:ascii="Gentium" w:hAnsi="Gentium" w:cs="Gentium"/>
         </w:rPr>
         <w:t xml:space="preserve"> went towards him in haste with her maidens, and, praying to the Lord, she stood a long time in the gate waiting for him. And</w:t>
       </w:r>
       <w:r>
         <w:rPr>
           <w:rFonts w:ascii="Gentium" w:hAnsi="Gentium" w:cs="Gentium"/>
-          <w:i/>
-          <w:iCs/>
-        </w:rPr>
-        <w:t>,</w:t>
-      </w:r>
-      <w:r>
-        <w:rPr>
-          <w:rFonts w:ascii="Gentium" w:hAnsi="Gentium" w:cs="Gentium"/>
-          <w:i/>
-          <w:iCs/>
+        </w:rPr>
+        <w:t>,</w:t>
+      </w:r>
+      <w:r>
+        <w:rPr>
+          <w:rFonts w:ascii="Gentium" w:hAnsi="Gentium" w:cs="Gentium"/>
         </w:rPr>
         <w:t xml:space="preserve"> when she was wearied with long waiting, she lifted up her eyes and saw Joachim afar off coming with his flocks; and she ran to him and hung on his neck, giving thanks to God, and saying</w:t>
       </w:r>
       <w:r>
         <w:rPr>
           <w:rFonts w:ascii="Gentium" w:hAnsi="Gentium" w:cs="Gentium"/>
-          <w:i/>
-          <w:iCs/>
-        </w:rPr>
-        <w:t>,</w:t>
-      </w:r>
-      <w:r>
-        <w:rPr>
-          <w:rFonts w:ascii="Gentium" w:hAnsi="Gentium" w:cs="Gentium"/>
-        </w:rPr>
-        <w:t xml:space="preserve"> “</w:t>
+        </w:rPr>
+        <w:t>, “</w:t>
       </w:r>
       <w:r>
         <w:rPr>
@@ -2056,7 +1988,14 @@
         <w:rPr>
           <w:rFonts w:ascii="Gentium" w:hAnsi="Gentium" w:cs="Gentium"/>
         </w:rPr>
-        <w:t xml:space="preserve"> when she was three years old, she walked with a step so mature, she spoke so perfectly, and spent her time so assiduously in the praises of God, that all were astonished at her, and wondered; and she was not reckoned a young infant, but as it were a grown-up person of thirty years old. She was so constant in prayer, and her appearance was so beautiful and glorious, that scarcely anyone could look into her face. And she occupied herself constantly with her wool-work, so that she in her tender years could do all that old women were not able to do. </w:t>
+        <w:t xml:space="preserve"> when she was three years old, she walked with a step so mature, she spoke so perfectly, and spent her time so assiduously in the praises of God, that all were astonished at her, and wondered; and she was not reckoned a young infant, but as it were a grown-up person of thirty years old. She was so constant in prayer, and her appearance was so beautiful and glorious, that scarcely anyone could look into her face. And she occupied herself constantly with her wool-work, so that she in her tender years </w:t>
+      </w:r>
+      <w:r>
+        <w:rPr>
+          <w:rFonts w:ascii="Gentium" w:hAnsi="Gentium" w:cs="Gentium"/>
+        </w:rPr>
+        <w:lastRenderedPageBreak/>
+        <w:t xml:space="preserve">could do all that old women were not able to do. </w:t>
       </w:r>
       <w:r>
         <w:rPr>
@@ -2091,14 +2030,7 @@
         <w:rPr>
           <w:rFonts w:ascii="Gentium" w:hAnsi="Gentium" w:cs="Gentium"/>
         </w:rPr>
-        <w:t xml:space="preserve"> she </w:t>
-      </w:r>
-      <w:r>
-        <w:rPr>
-          <w:rFonts w:ascii="Gentium" w:hAnsi="Gentium" w:cs="Gentium"/>
-        </w:rPr>
-        <w:lastRenderedPageBreak/>
-        <w:t>remained in prayer; from the third to the ninth</w:t>
+        <w:t xml:space="preserve"> she remained in prayer; from the third to the ninth</w:t>
       </w:r>
       <w:r>
         <w:rPr>
@@ -2559,26 +2491,26 @@
         <w:rPr>
           <w:rFonts w:ascii="Gentium" w:hAnsi="Gentium" w:cs="Gentium"/>
         </w:rPr>
-        <w:t>Hear me, O sons of Israel, and receive my words into your ears. Ever since this temple was built by Solomon, there have been in it virgins, the daughters of kings and the daughters of prophets, and of high priests and priests; and they were great, and worthy of admiration. But</w:t>
-      </w:r>
-      <w:r>
-        <w:rPr>
-          <w:rFonts w:ascii="Gentium" w:hAnsi="Gentium" w:cs="Gentium"/>
-        </w:rPr>
-        <w:t>,</w:t>
-      </w:r>
-      <w:r>
-        <w:rPr>
-          <w:rFonts w:ascii="Gentium" w:hAnsi="Gentium" w:cs="Gentium"/>
-        </w:rPr>
-        <w:t xml:space="preserve"> when </w:t>
+        <w:t xml:space="preserve">Hear me, O sons of Israel, and receive my words into your ears. Ever since this temple was built by Solomon, there have been in it virgins, the </w:t>
       </w:r>
       <w:r>
         <w:rPr>
           <w:rFonts w:ascii="Gentium" w:hAnsi="Gentium" w:cs="Gentium"/>
         </w:rPr>
         <w:lastRenderedPageBreak/>
-        <w:t xml:space="preserve">they came to the proper age they were given in marriage, and followed the course of their mothers before them, and were pleasing to God. But a new order of life has been found out by Mary alone, who promises that she will remain a virgin to God. </w:t>
+        <w:t>daughters of kings and the daughters of prophets, and of high priests and priests; and they were great, and worthy of admiration. But</w:t>
+      </w:r>
+      <w:r>
+        <w:rPr>
+          <w:rFonts w:ascii="Gentium" w:hAnsi="Gentium" w:cs="Gentium"/>
+        </w:rPr>
+        <w:t>,</w:t>
+      </w:r>
+      <w:r>
+        <w:rPr>
+          <w:rFonts w:ascii="Gentium" w:hAnsi="Gentium" w:cs="Gentium"/>
+        </w:rPr>
+        <w:t xml:space="preserve"> when they came to the proper age they were given in marriage, and followed the course of their mothers before them, and were pleasing to God. But a new order of life has been found out by Mary alone, who promises that she will remain a virgin to God. </w:t>
       </w:r>
       <w:r>
         <w:rPr>
@@ -3129,6 +3061,7 @@
           <w:color w:val="0070C0"/>
           <w:vertAlign w:val="superscript"/>
         </w:rPr>
+        <w:lastRenderedPageBreak/>
         <w:t>5</w:t>
       </w:r>
       <w:r>
@@ -3168,14 +3101,7 @@
         <w:rPr>
           <w:rFonts w:ascii="Gentium" w:hAnsi="Gentium" w:cs="Gentium"/>
         </w:rPr>
-        <w:t xml:space="preserve">, and Cael; to whom the high priest gave the silk, and the blue, and the fine linen, and the scarlet, and the purple, and the fine </w:t>
-      </w:r>
-      <w:r>
-        <w:rPr>
-          <w:rFonts w:ascii="Gentium" w:hAnsi="Gentium" w:cs="Gentium"/>
-        </w:rPr>
-        <w:lastRenderedPageBreak/>
-        <w:t>flax. For</w:t>
+        <w:t>, and Cael; to whom the high priest gave the silk, and the blue, and the fine linen, and the scarlet, and the purple, and the fine flax. For</w:t>
       </w:r>
       <w:r>
         <w:rPr>
